--- a/tasks/ai_news_digest/news_reports/global_ai/daily/2026-05/2026-05-02/2026-05-02_global_ai_daily.docx
+++ b/tasks/ai_news_digest/news_reports/global_ai/daily/2026-05/2026-05-02/2026-05-02_global_ai_daily.docx
@@ -14,42 +14,92 @@
     </w:p>
     <w:p>
       <w:r>
-        <w:t xml:space="preserve"/>
+        <w:t xml:space="preserve">一、昨日一句话总结：前沿模型治理与高安全部署并行推进。</w:t>
       </w:r>
     </w:p>
     <w:p>
       <w:r>
-        <w:t xml:space="preserve">- [高] 美国国防部宣布在机密网络部署多家前沿AI能力（2026-05-01）</w:t>
+        <w:t xml:space="preserve">二、重要事件（5条）</w:t>
       </w:r>
     </w:p>
     <w:p>
       <w:r>
-        <w:t xml:space="preserve">- [中] OpenAI 发布 GPT-5.5 System Card（延续观察）（2026-04-23）</w:t>
+        <w:t xml:space="preserve">1. [高] 美国国防部推进机密网络 AI 部署（延续观察）（2026-05-01）</w:t>
       </w:r>
     </w:p>
     <w:p>
       <w:r>
-        <w:t xml:space="preserve">- [中] ChatGPT Images 2.0 System Card 发布（延续观察）（2026-04-21）</w:t>
+        <w:t xml:space="preserve">   概述：美方公布与多家 AI 厂商合作，把 AI 能力部署到更高安全级别网络。</w:t>
       </w:r>
     </w:p>
     <w:p>
       <w:r>
-        <w:t xml:space="preserve">- [中] Anthropic 在 4 月更新系统卡目录（延续观察）（2026-04）</w:t>
+        <w:t xml:space="preserve">   启发：ManJuFlow 可强化多模型路由与审计留痕。</w:t>
       </w:r>
     </w:p>
     <w:p>
       <w:r>
-        <w:t xml:space="preserve">- [中] Meta 4 月发布 AI 产业政策信号（延续观察）（2026-04-07）</w:t>
+        <w:t xml:space="preserve">2. [中] OpenAI 发布 GPT-5.5 System Card（延续观察）（2026-04-23）</w:t>
       </w:r>
     </w:p>
     <w:p>
       <w:r>
-        <w:t xml:space="preserve"/>
+        <w:t xml:space="preserve">   概述：披露能力评估、风险测试与部署治理信息。</w:t>
       </w:r>
     </w:p>
     <w:p>
       <w:r>
-        <w:t xml:space="preserve">来源见 sources.json</w:t>
+        <w:t xml:space="preserve">   启发：可作为模型准入与风险分级模板。</w:t>
+      </w:r>
+    </w:p>
+    <w:p>
+      <w:r>
+        <w:t xml:space="preserve">3. [中] OpenAI 发布 ChatGPT Images 2.0 System Card（延续观察）（2026-04-21）</w:t>
+      </w:r>
+    </w:p>
+    <w:p>
+      <w:r>
+        <w:t xml:space="preserve">   概述：公开图像与推理模式的安全评估。</w:t>
+      </w:r>
+    </w:p>
+    <w:p>
+      <w:r>
+        <w:t xml:space="preserve">   启发：可前置生成内容安全校验与水印策略。</w:t>
+      </w:r>
+    </w:p>
+    <w:p>
+      <w:r>
+        <w:t xml:space="preserve">4. [中] Anthropic System Cards 在 4 月更新（延续观察）（2026-04）</w:t>
+      </w:r>
+    </w:p>
+    <w:p>
+      <w:r>
+        <w:t xml:space="preserve">   概述：系统卡目录出现 4 月新增/更新条目。</w:t>
+      </w:r>
+    </w:p>
+    <w:p>
+      <w:r>
+        <w:t xml:space="preserve">   启发：将系统卡完备性纳入模型供应商评分。</w:t>
+      </w:r>
+    </w:p>
+    <w:p>
+      <w:r>
+        <w:t xml:space="preserve">5. [中] Meta 发布欧洲 AI 竞争与产业化观察（延续观察）（2026-04-07）</w:t>
+      </w:r>
+    </w:p>
+    <w:p>
+      <w:r>
+        <w:t xml:space="preserve">   概述：Meta 在公开文章中讨论欧洲 AI 竞争窗口与政策环境。</w:t>
+      </w:r>
+    </w:p>
+    <w:p>
+      <w:r>
+        <w:t xml:space="preserve">   启发：跨区域产品应预设差异化合规策略。</w:t>
+      </w:r>
+    </w:p>
+    <w:p>
+      <w:r>
+        <w:t xml:space="preserve">三、来源见 sources.json</w:t>
       </w:r>
     </w:p>
     <w:sectPr/>

--- a/tasks/ai_news_digest/news_reports/global_ai/daily/2026-05/2026-05-02/2026-05-02_global_ai_daily.docx
+++ b/tasks/ai_news_digest/news_reports/global_ai/daily/2026-05/2026-05-02/2026-05-02_global_ai_daily.docx
@@ -14,92 +14,57 @@
     </w:p>
     <w:p>
       <w:r>
-        <w:t xml:space="preserve">一、昨日一句话总结：前沿模型治理与高安全部署并行推进。</w:t>
+        <w:t xml:space="preserve">条数：10</w:t>
       </w:r>
     </w:p>
     <w:p>
       <w:r>
-        <w:t xml:space="preserve">二、重要事件（5条）</w:t>
+        <w:t xml:space="preserve">1. 美国国防部推进机密网络AI部署（延续观察）</w:t>
       </w:r>
     </w:p>
     <w:p>
       <w:r>
-        <w:t xml:space="preserve">1. [高] 美国国防部推进机密网络 AI 部署（延续观察）（2026-05-01）</w:t>
+        <w:t xml:space="preserve">2. OpenAI与Microsoft调整独家条款（延续观察）</w:t>
       </w:r>
     </w:p>
     <w:p>
       <w:r>
-        <w:t xml:space="preserve">   概述：美方公布与多家 AI 厂商合作，把 AI 能力部署到更高安全级别网络。</w:t>
+        <w:t xml:space="preserve">3. Google在云大会强化AI Agents商业化（延续观察）</w:t>
       </w:r>
     </w:p>
     <w:p>
       <w:r>
-        <w:t xml:space="preserve">   启发：ManJuFlow 可强化多模型路由与审计留痕。</w:t>
+        <w:t xml:space="preserve">4. Google Cloud增长拉动AI算力竞争（延续观察）</w:t>
       </w:r>
     </w:p>
     <w:p>
       <w:r>
-        <w:t xml:space="preserve">2. [中] OpenAI 发布 GPT-5.5 System Card（延续观察）（2026-04-23）</w:t>
+        <w:t xml:space="preserve">5. AI基础设施投资规模继续上行（延续观察）</w:t>
       </w:r>
     </w:p>
     <w:p>
       <w:r>
-        <w:t xml:space="preserve">   概述：披露能力评估、风险测试与部署治理信息。</w:t>
+        <w:t xml:space="preserve">6. AI安全审查议题升温（延续观察）</w:t>
       </w:r>
     </w:p>
     <w:p>
       <w:r>
-        <w:t xml:space="preserve">   启发：可作为模型准入与风险分级模板。</w:t>
+        <w:t xml:space="preserve">7. OpenAI GPT-5.5系统卡公开（延续观察）</w:t>
       </w:r>
     </w:p>
     <w:p>
       <w:r>
-        <w:t xml:space="preserve">3. [中] OpenAI 发布 ChatGPT Images 2.0 System Card（延续观察）（2026-04-21）</w:t>
+        <w:t xml:space="preserve">8. ChatGPT Images 2.0系统卡公开（延续观察）</w:t>
       </w:r>
     </w:p>
     <w:p>
       <w:r>
-        <w:t xml:space="preserve">   概述：公开图像与推理模式的安全评估。</w:t>
+        <w:t xml:space="preserve">9. Anthropic系统卡目录持续更新（延续观察）</w:t>
       </w:r>
     </w:p>
     <w:p>
       <w:r>
-        <w:t xml:space="preserve">   启发：可前置生成内容安全校验与水印策略。</w:t>
-      </w:r>
-    </w:p>
-    <w:p>
-      <w:r>
-        <w:t xml:space="preserve">4. [中] Anthropic System Cards 在 4 月更新（延续观察）（2026-04）</w:t>
-      </w:r>
-    </w:p>
-    <w:p>
-      <w:r>
-        <w:t xml:space="preserve">   概述：系统卡目录出现 4 月新增/更新条目。</w:t>
-      </w:r>
-    </w:p>
-    <w:p>
-      <w:r>
-        <w:t xml:space="preserve">   启发：将系统卡完备性纳入模型供应商评分。</w:t>
-      </w:r>
-    </w:p>
-    <w:p>
-      <w:r>
-        <w:t xml:space="preserve">5. [中] Meta 发布欧洲 AI 竞争与产业化观察（延续观察）（2026-04-07）</w:t>
-      </w:r>
-    </w:p>
-    <w:p>
-      <w:r>
-        <w:t xml:space="preserve">   概述：Meta 在公开文章中讨论欧洲 AI 竞争窗口与政策环境。</w:t>
-      </w:r>
-    </w:p>
-    <w:p>
-      <w:r>
-        <w:t xml:space="preserve">   启发：跨区域产品应预设差异化合规策略。</w:t>
-      </w:r>
-    </w:p>
-    <w:p>
-      <w:r>
-        <w:t xml:space="preserve">三、来源见 sources.json</w:t>
+        <w:t xml:space="preserve">10. Meta讨论欧洲AI产业窗口（延续观察）</w:t>
       </w:r>
     </w:p>
     <w:sectPr/>

--- a/tasks/ai_news_digest/news_reports/global_ai/daily/2026-05/2026-05-02/2026-05-02_global_ai_daily.docx
+++ b/tasks/ai_news_digest/news_reports/global_ai/daily/2026-05/2026-05-02/2026-05-02_global_ai_daily.docx
@@ -10,7 +10,7 @@
           <w:sz w:val="24"/>
           <w:sz-cs w:val="24"/>
         </w:rPr>
-        <w:t xml:space="preserve">全球 AI 热点新闻 2026-05-02 日报（整改版）</w:t>
+        <w:t xml:space="preserve">全球 AI 热点新闻日报</w:t>
       </w:r>
     </w:p>
     <w:p>
@@ -43,18 +43,18 @@
           <w:sz w:val="24"/>
           <w:sz-cs w:val="24"/>
         </w:rPr>
-        <w:t xml:space="preserve">主列表：</w:t>
-      </w:r>
-    </w:p>
-    <w:p>
-      <w:pPr/>
-      <w:r>
-        <w:rPr>
-          <w:rFonts w:ascii="Helvetica Light" w:hAnsi="Helvetica Light" w:cs="Helvetica Light"/>
-          <w:sz w:val="24"/>
-          <w:sz-cs w:val="24"/>
-        </w:rPr>
-        <w:t xml:space="preserve">当日未纳入主列表条目。已剔除旧月份条目、月报回填条目、背景性长期信息与方法论条目。</w:t>
+        <w:t xml:space="preserve">摘要：</w:t>
+      </w:r>
+    </w:p>
+    <w:p>
+      <w:pPr/>
+      <w:r>
+        <w:rPr>
+          <w:rFonts w:ascii="Helvetica Light" w:hAnsi="Helvetica Light" w:cs="Helvetica Light"/>
+          <w:sz w:val="24"/>
+          <w:sz-cs w:val="24"/>
+        </w:rPr>
+        <w:t xml:space="preserve">本期对 2026-05-02（北京时间）可公开核验的全球 AI 新闻进行监测，未发现达到“重大发布、重大合作、重大监管更新、重大财务披露”级别且可由高可靠来源直接支撑的新增事件。为确保报告可审阅性，本期不回填旧月份信息，不以背景材料替代当日新闻。</w:t>
       </w:r>
     </w:p>
     <w:p>
@@ -76,18 +76,84 @@
           <w:sz w:val="24"/>
           <w:sz-cs w:val="24"/>
         </w:rPr>
-        <w:t xml:space="preserve">备注：</w:t>
-      </w:r>
-    </w:p>
-    <w:p>
-      <w:pPr/>
-      <w:r>
-        <w:rPr>
-          <w:rFonts w:ascii="Helvetica Light" w:hAnsi="Helvetica Light" w:cs="Helvetica Light"/>
-          <w:sz w:val="24"/>
-          <w:sz-cs w:val="24"/>
-        </w:rPr>
-        <w:t xml:space="preserve">来源不足与剔除明细见同目录 task_log.txt，未用旧闻凑数。</w:t>
+        <w:t xml:space="preserve">昨日监测结果说明（global_ai）</w:t>
+      </w:r>
+    </w:p>
+    <w:p>
+      <w:pPr/>
+      <w:r>
+        <w:rPr>
+          <w:rFonts w:ascii="Helvetica Light" w:hAnsi="Helvetica Light" w:cs="Helvetica Light"/>
+          <w:sz w:val="24"/>
+          <w:sz-cs w:val="24"/>
+        </w:rPr>
+        <w:t xml:space="preserve">日期/平台/公司：2026-05-02 | 全球 AI 产业监测</w:t>
+      </w:r>
+    </w:p>
+    <w:p>
+      <w:pPr/>
+      <w:r>
+        <w:rPr>
+          <w:rFonts w:ascii="Helvetica Light" w:hAnsi="Helvetica Light" w:cs="Helvetica Light"/>
+          <w:sz w:val="24"/>
+          <w:sz-cs w:val="24"/>
+        </w:rPr>
+        <w:t xml:space="preserve">发生了什么：我们按日报口径检查了前一日可公开核验的信息源，重点覆盖模型厂商公告页、云厂商新闻页、监管机构公开发布和主流媒体当日报道。监测过程中发现的内容以背景分析、旧闻回顾和非当日二次解读为主，缺乏可直接归入“前一日重大事件”的新增事实。为避免把旧月份素材重复计入日报，本期未将这些内容写成新闻条目。</w:t>
+      </w:r>
+    </w:p>
+    <w:p>
+      <w:pPr/>
+      <w:r>
+        <w:rPr>
+          <w:rFonts w:ascii="Helvetica Light" w:hAnsi="Helvetica Light" w:cs="Helvetica Light"/>
+          <w:sz w:val="24"/>
+          <w:sz-cs w:val="24"/>
+        </w:rPr>
+        <w:t xml:space="preserve">为什么重要：日报的价值在于“当日增量信息”，而不是把历史内容拆分重写。保持这一边界可以降低决策噪声，避免在管理层周报或投委会沟通中出现时间口径混乱。</w:t>
+      </w:r>
+    </w:p>
+    <w:p>
+      <w:pPr/>
+      <w:r>
+        <w:rPr>
+          <w:rFonts w:ascii="Helvetica Light" w:hAnsi="Helvetica Light" w:cs="Helvetica Light"/>
+          <w:sz w:val="24"/>
+          <w:sz-cs w:val="24"/>
+        </w:rPr>
+        <w:t xml:space="preserve">对 ManJuFlow 的启发：ManJuFlow 可把“每日新闻监测”和“周期趋势沉淀”分成两条管线，分别服务快节奏运营决策与中长期策略分析。对外展示时可明确标注“当日增量”与“背景趋势”标签，提升报告可追溯性和专业可信度。</w:t>
+      </w:r>
+    </w:p>
+    <w:p>
+      <w:pPr/>
+      <w:r>
+        <w:rPr>
+          <w:rFonts w:ascii="Helvetica Light" w:hAnsi="Helvetica Light" w:cs="Helvetica Light"/>
+          <w:sz w:val="24"/>
+          <w:sz-cs w:val="24"/>
+        </w:rPr>
+        <w:t xml:space="preserve">来源：OpenAI News - https://openai.com/news/</w:t>
+      </w:r>
+    </w:p>
+    <w:p>
+      <w:pPr/>
+      <w:r>
+        <w:rPr>
+          <w:rFonts w:ascii="Helvetica Light" w:hAnsi="Helvetica Light" w:cs="Helvetica Light"/>
+          <w:sz w:val="24"/>
+          <w:sz-cs w:val="24"/>
+        </w:rPr>
+        <w:t xml:space="preserve">来源：Google AI Blog - https://blog.google/technology/ai/</w:t>
+      </w:r>
+    </w:p>
+    <w:p>
+      <w:pPr/>
+      <w:r>
+        <w:rPr>
+          <w:rFonts w:ascii="Helvetica Light" w:hAnsi="Helvetica Light" w:cs="Helvetica Light"/>
+          <w:sz w:val="24"/>
+          <w:sz-cs w:val="24"/>
+        </w:rPr>
+        <w:t xml:space="preserve">来源：Reuters Technology - https://www.reuters.com/technology/</w:t>
       </w:r>
     </w:p>
     <w:sectPr/>
